--- a/lab4/report/OSISP4.docx
+++ b/lab4/report/OSISP4.docx
@@ -645,7 +645,7 @@
       <w:r>
         <w:drawing>
           <wp:inline xmlns:a="http://schemas.openxmlformats.org/drawingml/2006/main" xmlns:pic="http://schemas.openxmlformats.org/drawingml/2006/picture">
-            <wp:extent cx="5940000" cy="1944000"/>
+            <wp:extent cx="5940000" cy="2471040"/>
             <wp:docPr id="1" name="Picture 1"/>
             <wp:cNvGraphicFramePr>
               <a:graphicFrameLocks noChangeAspect="1"/>
@@ -666,7 +666,7 @@
                   <pic:spPr>
                     <a:xfrm>
                       <a:off x="0" y="0"/>
-                      <a:ext cx="5940000" cy="1944000"/>
+                      <a:ext cx="5940000" cy="2471040"/>
                     </a:xfrm>
                     <a:prstGeom prst="rect"/>
                   </pic:spPr>
@@ -687,7 +687,7 @@
           <w:b w:val="0"/>
           <w:sz w:val="20"/>
         </w:rPr>
-        <w:t>Рисунок 1 — Архитектура программы (сгенерирован scripts/draw_scheme.py)</w:t>
+        <w:t>Рисунок 1 — Схема взаимодействия потоков и очередей (сгенерирован scripts/draw_scheme.py)</w:t>
       </w:r>
     </w:p>
     <w:p>
@@ -4764,7 +4764,7 @@
         <w:rPr>
           <w:b w:val="0"/>
         </w:rPr>
-        <w:t>│   ├── draw_scheme.py     — схема архитектуры</w:t>
+        <w:t>│   ├── draw_scheme.py     — схема взаимодействия</w:t>
       </w:r>
     </w:p>
     <w:p>
@@ -6769,7 +6769,7 @@
           <w:rFonts w:ascii="Consolas" w:hAnsi="Consolas"/>
           <w:sz w:val="15"/>
         </w:rPr>
-        <w:t>from matplotlib.patches import FancyArrowPatch, FancyBboxPatch</w:t>
+        <w:t>from matplotlib.patches import FancyArrowPatch, Rectangle</w:t>
       </w:r>
     </w:p>
     <w:p>
@@ -6841,31 +6841,31 @@
           <w:rFonts w:ascii="Consolas" w:hAnsi="Consolas"/>
           <w:sz w:val="15"/>
         </w:rPr>
-        <w:t>fig, ax = plt.subplots(figsize=(11, 3.6), dpi=150)</w:t>
-      </w:r>
-    </w:p>
-    <w:p>
-      <w:pPr>
-        <w:spacing w:after="0" w:before="0"/>
-      </w:pPr>
-      <w:r>
-        <w:rPr>
-          <w:rFonts w:ascii="Consolas" w:hAnsi="Consolas"/>
-          <w:sz w:val="15"/>
-        </w:rPr>
-        <w:t>ax.set_xlim(0, 110)</w:t>
-      </w:r>
-    </w:p>
-    <w:p>
-      <w:pPr>
-        <w:spacing w:after="0" w:before="0"/>
-      </w:pPr>
-      <w:r>
-        <w:rPr>
-          <w:rFonts w:ascii="Consolas" w:hAnsi="Consolas"/>
-          <w:sz w:val="15"/>
-        </w:rPr>
-        <w:t>ax.set_ylim(0, 36)</w:t>
+        <w:t>fig, ax = plt.subplots(figsize=(12.5, 5.2), dpi=150)</w:t>
+      </w:r>
+    </w:p>
+    <w:p>
+      <w:pPr>
+        <w:spacing w:after="0" w:before="0"/>
+      </w:pPr>
+      <w:r>
+        <w:rPr>
+          <w:rFonts w:ascii="Consolas" w:hAnsi="Consolas"/>
+          <w:sz w:val="15"/>
+        </w:rPr>
+        <w:t>ax.set_xlim(0, 130)</w:t>
+      </w:r>
+    </w:p>
+    <w:p>
+      <w:pPr>
+        <w:spacing w:after="0" w:before="0"/>
+      </w:pPr>
+      <w:r>
+        <w:rPr>
+          <w:rFonts w:ascii="Consolas" w:hAnsi="Consolas"/>
+          <w:sz w:val="15"/>
+        </w:rPr>
+        <w:t>ax.set_ylim(0, 44)</w:t>
       </w:r>
     </w:p>
     <w:p>
@@ -6913,31 +6913,19 @@
           <w:rFonts w:ascii="Consolas" w:hAnsi="Consolas"/>
           <w:sz w:val="15"/>
         </w:rPr>
-        <w:t>def box(x, y, w, h, text, fc="#dbe9f6", ec="#31688e", fs=9, bold=False):</w:t>
-      </w:r>
-    </w:p>
-    <w:p>
-      <w:pPr>
-        <w:spacing w:after="0" w:before="0"/>
-      </w:pPr>
-      <w:r>
-        <w:rPr>
-          <w:rFonts w:ascii="Consolas" w:hAnsi="Consolas"/>
-          <w:sz w:val="15"/>
-        </w:rPr>
-        <w:t xml:space="preserve">    ax.add_patch(FancyBboxPatch((x, y), w, h, boxstyle="round,pad=0.4",</w:t>
-      </w:r>
-    </w:p>
-    <w:p>
-      <w:pPr>
-        <w:spacing w:after="0" w:before="0"/>
-      </w:pPr>
-      <w:r>
-        <w:rPr>
-          <w:rFonts w:ascii="Consolas" w:hAnsi="Consolas"/>
-          <w:sz w:val="15"/>
-        </w:rPr>
-        <w:t xml:space="preserve">                                fc=fc, ec=ec, lw=1.2))</w:t>
+        <w:t>def box(x, y, w, h, text, fs=8, bold=False):</w:t>
+      </w:r>
+    </w:p>
+    <w:p>
+      <w:pPr>
+        <w:spacing w:after="0" w:before="0"/>
+      </w:pPr>
+      <w:r>
+        <w:rPr>
+          <w:rFonts w:ascii="Consolas" w:hAnsi="Consolas"/>
+          <w:sz w:val="15"/>
+        </w:rPr>
+        <w:t xml:space="preserve">    ax.add_patch(Rectangle((x, y), w, h, fc="white", ec="black", lw=1.2))</w:t>
       </w:r>
     </w:p>
     <w:p>
@@ -6997,43 +6985,79 @@
           <w:rFonts w:ascii="Consolas" w:hAnsi="Consolas"/>
           <w:sz w:val="15"/>
         </w:rPr>
-        <w:t>def arrow(x1, x2, y, label):</w:t>
-      </w:r>
-    </w:p>
-    <w:p>
-      <w:pPr>
-        <w:spacing w:after="0" w:before="0"/>
-      </w:pPr>
-      <w:r>
-        <w:rPr>
-          <w:rFonts w:ascii="Consolas" w:hAnsi="Consolas"/>
-          <w:sz w:val="15"/>
-        </w:rPr>
-        <w:t xml:space="preserve">    ax.add_patch(FancyArrowPatch((x1, y), (x2, y), arrowstyle="-|&gt;",</w:t>
-      </w:r>
-    </w:p>
-    <w:p>
-      <w:pPr>
-        <w:spacing w:after="0" w:before="0"/>
-      </w:pPr>
-      <w:r>
-        <w:rPr>
-          <w:rFonts w:ascii="Consolas" w:hAnsi="Consolas"/>
-          <w:sz w:val="15"/>
-        </w:rPr>
-        <w:t xml:space="preserve">                                 mutation_scale=12, color="#444444", lw=1.2))</w:t>
-      </w:r>
-    </w:p>
-    <w:p>
-      <w:pPr>
-        <w:spacing w:after="0" w:before="0"/>
-      </w:pPr>
-      <w:r>
-        <w:rPr>
-          <w:rFonts w:ascii="Consolas" w:hAnsi="Consolas"/>
-          <w:sz w:val="15"/>
-        </w:rPr>
-        <w:t xml:space="preserve">    ax.text((x1 + x2) / 2, y + 1.6, label, ha="center", fontsize=7.5, color="#444444")</w:t>
+        <w:t>def arr(x1, y1, x2, y2, num=None, nx=None, ny=None):</w:t>
+      </w:r>
+    </w:p>
+    <w:p>
+      <w:pPr>
+        <w:spacing w:after="0" w:before="0"/>
+      </w:pPr>
+      <w:r>
+        <w:rPr>
+          <w:rFonts w:ascii="Consolas" w:hAnsi="Consolas"/>
+          <w:sz w:val="15"/>
+        </w:rPr>
+        <w:t xml:space="preserve">    ax.add_patch(FancyArrowPatch((x1, y1), (x2, y2), arrowstyle="-|&gt;",</w:t>
+      </w:r>
+    </w:p>
+    <w:p>
+      <w:pPr>
+        <w:spacing w:after="0" w:before="0"/>
+      </w:pPr>
+      <w:r>
+        <w:rPr>
+          <w:rFonts w:ascii="Consolas" w:hAnsi="Consolas"/>
+          <w:sz w:val="15"/>
+        </w:rPr>
+        <w:t xml:space="preserve">                                 mutation_scale=11, color="black", lw=1.1))</w:t>
+      </w:r>
+    </w:p>
+    <w:p>
+      <w:pPr>
+        <w:spacing w:after="0" w:before="0"/>
+      </w:pPr>
+      <w:r>
+        <w:rPr>
+          <w:rFonts w:ascii="Consolas" w:hAnsi="Consolas"/>
+          <w:sz w:val="15"/>
+        </w:rPr>
+        <w:t xml:space="preserve">    if num:</w:t>
+      </w:r>
+    </w:p>
+    <w:p>
+      <w:pPr>
+        <w:spacing w:after="0" w:before="0"/>
+      </w:pPr>
+      <w:r>
+        <w:rPr>
+          <w:rFonts w:ascii="Consolas" w:hAnsi="Consolas"/>
+          <w:sz w:val="15"/>
+        </w:rPr>
+        <w:t xml:space="preserve">        ax.text(nx if nx is not None else (x1 + x2) / 2,</w:t>
+      </w:r>
+    </w:p>
+    <w:p>
+      <w:pPr>
+        <w:spacing w:after="0" w:before="0"/>
+      </w:pPr>
+      <w:r>
+        <w:rPr>
+          <w:rFonts w:ascii="Consolas" w:hAnsi="Consolas"/>
+          <w:sz w:val="15"/>
+        </w:rPr>
+        <w:t xml:space="preserve">                ny if ny is not None else (y1 + y2) / 2 + 1.0,</w:t>
+      </w:r>
+    </w:p>
+    <w:p>
+      <w:pPr>
+        <w:spacing w:after="0" w:before="0"/>
+      </w:pPr>
+      <w:r>
+        <w:rPr>
+          <w:rFonts w:ascii="Consolas" w:hAnsi="Consolas"/>
+          <w:sz w:val="15"/>
+        </w:rPr>
+        <w:t xml:space="preserve">                num, ha="center", va="center", fontsize=7.5, fontweight="bold")</w:t>
       </w:r>
     </w:p>
     <w:p>
@@ -7069,211 +7093,19 @@
           <w:rFonts w:ascii="Consolas" w:hAnsi="Consolas"/>
           <w:sz w:val="15"/>
         </w:rPr>
-        <w:t>box(1, 12, 12, 12, "Generator\n1 поток\nSEED=8081", fc="#fde9d9", ec="#b35c00")</w:t>
-      </w:r>
-    </w:p>
-    <w:p>
-      <w:pPr>
-        <w:spacing w:after="0" w:before="0"/>
-      </w:pPr>
-      <w:r>
-        <w:rPr>
-          <w:rFonts w:ascii="Consolas" w:hAnsi="Consolas"/>
-          <w:sz w:val="15"/>
-        </w:rPr>
-        <w:t>xs = 21</w:t>
-      </w:r>
-    </w:p>
-    <w:p>
-      <w:pPr>
-        <w:spacing w:after="0" w:before="0"/>
-      </w:pPr>
-      <w:r>
-        <w:rPr>
-          <w:rFonts w:ascii="Consolas" w:hAnsi="Consolas"/>
-          <w:sz w:val="15"/>
-        </w:rPr>
-        <w:t>for i in range(3):</w:t>
-      </w:r>
-    </w:p>
-    <w:p>
-      <w:pPr>
-        <w:spacing w:after="0" w:before="0"/>
-      </w:pPr>
-      <w:r>
-        <w:rPr>
-          <w:rFonts w:ascii="Consolas" w:hAnsi="Consolas"/>
-          <w:sz w:val="15"/>
-        </w:rPr>
-        <w:t xml:space="preserve">    arrow(xs - 7, xs, 18, f"Q{i}\ncap=16")</w:t>
-      </w:r>
-    </w:p>
-    <w:p>
-      <w:pPr>
-        <w:spacing w:after="0" w:before="0"/>
-      </w:pPr>
-      <w:r>
-        <w:rPr>
-          <w:rFonts w:ascii="Consolas" w:hAnsi="Consolas"/>
-          <w:sz w:val="15"/>
-        </w:rPr>
-        <w:t xml:space="preserve">    box(xs, 4, 20, 28, "", fc="#eef5ee", ec="#3a7d44")</w:t>
-      </w:r>
-    </w:p>
-    <w:p>
-      <w:pPr>
-        <w:spacing w:after="0" w:before="0"/>
-      </w:pPr>
-      <w:r>
-        <w:rPr>
-          <w:rFonts w:ascii="Consolas" w:hAnsi="Consolas"/>
-          <w:sz w:val="15"/>
-        </w:rPr>
-        <w:t xml:space="preserve">    ax.text(xs + 10, 29.5, f"Stage {i + 1}  (4 потока)", ha="center",</w:t>
-      </w:r>
-    </w:p>
-    <w:p>
-      <w:pPr>
-        <w:spacing w:after="0" w:before="0"/>
-      </w:pPr>
-      <w:r>
-        <w:rPr>
-          <w:rFonts w:ascii="Consolas" w:hAnsi="Consolas"/>
-          <w:sz w:val="15"/>
-        </w:rPr>
-        <w:t xml:space="preserve">            fontsize=9, fontweight="bold")</w:t>
-      </w:r>
-    </w:p>
-    <w:p>
-      <w:pPr>
-        <w:spacing w:after="0" w:before="0"/>
-      </w:pPr>
-      <w:r>
-        <w:rPr>
-          <w:rFonts w:ascii="Consolas" w:hAnsi="Consolas"/>
-          <w:sz w:val="15"/>
-        </w:rPr>
-        <w:t xml:space="preserve">    for w in range(4):</w:t>
-      </w:r>
-    </w:p>
-    <w:p>
-      <w:pPr>
-        <w:spacing w:after="0" w:before="0"/>
-      </w:pPr>
-      <w:r>
-        <w:rPr>
-          <w:rFonts w:ascii="Consolas" w:hAnsi="Consolas"/>
-          <w:sz w:val="15"/>
-        </w:rPr>
-        <w:t xml:space="preserve">        box(xs + 1.6 + (w % 2) * 9.4, 18.5 - (w // 2) * 6.2, 8, 5, f"W{w}",</w:t>
-      </w:r>
-    </w:p>
-    <w:p>
-      <w:pPr>
-        <w:spacing w:after="0" w:before="0"/>
-      </w:pPr>
-      <w:r>
-        <w:rPr>
-          <w:rFonts w:ascii="Consolas" w:hAnsi="Consolas"/>
-          <w:sz w:val="15"/>
-        </w:rPr>
-        <w:t xml:space="preserve">            fc="#ffffff", ec="#3a7d44", fs=8)</w:t>
-      </w:r>
-    </w:p>
-    <w:p>
-      <w:pPr>
-        <w:spacing w:after="0" w:before="0"/>
-      </w:pPr>
-      <w:r>
-        <w:rPr>
-          <w:rFonts w:ascii="Consolas" w:hAnsi="Consolas"/>
-          <w:sz w:val="15"/>
-        </w:rPr>
-        <w:t xml:space="preserve">    ax.plot([xs + 2, xs + 18], [11.2, 11.2], color="#c0392b", lw=2)</w:t>
-      </w:r>
-    </w:p>
-    <w:p>
-      <w:pPr>
-        <w:spacing w:after="0" w:before="0"/>
-      </w:pPr>
-      <w:r>
-        <w:rPr>
-          <w:rFonts w:ascii="Consolas" w:hAnsi="Consolas"/>
-          <w:sz w:val="15"/>
-        </w:rPr>
-        <w:t xml:space="preserve">    ax.text(xs + 10, 8.2, "Synchronization Barrier\n(партия из 4 заявок)",</w:t>
-      </w:r>
-    </w:p>
-    <w:p>
-      <w:pPr>
-        <w:spacing w:after="0" w:before="0"/>
-      </w:pPr>
-      <w:r>
-        <w:rPr>
-          <w:rFonts w:ascii="Consolas" w:hAnsi="Consolas"/>
-          <w:sz w:val="15"/>
-        </w:rPr>
-        <w:t xml:space="preserve">            ha="center", fontsize=7.5, color="#c0392b")</w:t>
-      </w:r>
-    </w:p>
-    <w:p>
-      <w:pPr>
-        <w:spacing w:after="0" w:before="0"/>
-      </w:pPr>
-      <w:r>
-        <w:rPr>
-          <w:rFonts w:ascii="Consolas" w:hAnsi="Consolas"/>
-          <w:sz w:val="15"/>
-        </w:rPr>
-        <w:t xml:space="preserve">    ax.text(xs + 10, 5.2, "batch: партия уходит после\nвсех 4 потоков", ha="center",</w:t>
-      </w:r>
-    </w:p>
-    <w:p>
-      <w:pPr>
-        <w:spacing w:after="0" w:before="0"/>
-      </w:pPr>
-      <w:r>
-        <w:rPr>
-          <w:rFonts w:ascii="Consolas" w:hAnsi="Consolas"/>
-          <w:sz w:val="15"/>
-        </w:rPr>
-        <w:t xml:space="preserve">            fontsize=7, color="#555555")</w:t>
-      </w:r>
-    </w:p>
-    <w:p>
-      <w:pPr>
-        <w:spacing w:after="0" w:before="0"/>
-      </w:pPr>
-      <w:r>
-        <w:rPr>
-          <w:rFonts w:ascii="Consolas" w:hAnsi="Consolas"/>
-          <w:sz w:val="15"/>
-        </w:rPr>
-        <w:t xml:space="preserve">    xs += 27</w:t>
-      </w:r>
-    </w:p>
-    <w:p>
-      <w:pPr>
-        <w:spacing w:after="0" w:before="0"/>
-      </w:pPr>
-      <w:r>
-        <w:rPr>
-          <w:rFonts w:ascii="Consolas" w:hAnsi="Consolas"/>
-          <w:sz w:val="15"/>
-        </w:rPr>
-        <w:t>arrow(xs - 7, xs, 18, "Q3\ncap=16")</w:t>
-      </w:r>
-    </w:p>
-    <w:p>
-      <w:pPr>
-        <w:spacing w:after="0" w:before="0"/>
-      </w:pPr>
-      <w:r>
-        <w:rPr>
-          <w:rFonts w:ascii="Consolas" w:hAnsi="Consolas"/>
-          <w:sz w:val="15"/>
-        </w:rPr>
-        <w:t>box(xs, 12, 14, 12, "Collector\n1 поток", fc="#f3e1f7", ec="#7d3c98")</w:t>
+        <w:t>box(1, 24, 12, 8, "Generator\n(1 поток)")</w:t>
+      </w:r>
+    </w:p>
+    <w:p>
+      <w:pPr>
+        <w:spacing w:after="0" w:before="0"/>
+      </w:pPr>
+      <w:r>
+        <w:rPr>
+          <w:rFonts w:ascii="Consolas" w:hAnsi="Consolas"/>
+          <w:sz w:val="15"/>
+        </w:rPr>
+        <w:t>box(117, 24, 12, 8, "Collector\n(1 поток)")</w:t>
       </w:r>
     </w:p>
     <w:p>
@@ -7297,31 +7129,559 @@
           <w:rFonts w:ascii="Consolas" w:hAnsi="Consolas"/>
           <w:sz w:val="15"/>
         </w:rPr>
-        <w:t>ax.set_title("Архитектура программы: Generator → 3 ступени × 4 потока → Collector\n"</w:t>
-      </w:r>
-    </w:p>
-    <w:p>
-      <w:pPr>
-        <w:spacing w:after="0" w:before="0"/>
-      </w:pPr>
-      <w:r>
-        <w:rPr>
-          <w:rFonts w:ascii="Consolas" w:hAnsi="Consolas"/>
-          <w:sz w:val="15"/>
-        </w:rPr>
-        <w:t xml:space="preserve">             "ограниченные очереди между ступенями; в режиме batch ступень синхронизируется барьером",</w:t>
-      </w:r>
-    </w:p>
-    <w:p>
-      <w:pPr>
-        <w:spacing w:after="0" w:before="0"/>
-      </w:pPr>
-      <w:r>
-        <w:rPr>
-          <w:rFonts w:ascii="Consolas" w:hAnsi="Consolas"/>
-          <w:sz w:val="15"/>
-        </w:rPr>
-        <w:t xml:space="preserve">             fontsize=10)</w:t>
+        <w:t>for qi, qx in enumerate([15, 47, 79, 111]):</w:t>
+      </w:r>
+    </w:p>
+    <w:p>
+      <w:pPr>
+        <w:spacing w:after="0" w:before="0"/>
+      </w:pPr>
+      <w:r>
+        <w:rPr>
+          <w:rFonts w:ascii="Consolas" w:hAnsi="Consolas"/>
+          <w:sz w:val="15"/>
+        </w:rPr>
+        <w:t xml:space="preserve">    box(qx, 25, 4, 6, f"Q{qi}\ncap\n16", fs=6)</w:t>
+      </w:r>
+    </w:p>
+    <w:p>
+      <w:pPr>
+        <w:spacing w:after="0" w:before="0"/>
+      </w:pPr>
+      <w:r>
+        <w:rPr>
+          <w:rFonts w:ascii="Consolas" w:hAnsi="Consolas"/>
+          <w:sz w:val="15"/>
+        </w:rPr>
+        <w:t xml:space="preserve"> </w:t>
+      </w:r>
+    </w:p>
+    <w:p>
+      <w:pPr>
+        <w:spacing w:after="0" w:before="0"/>
+      </w:pPr>
+      <w:r>
+        <w:rPr>
+          <w:rFonts w:ascii="Consolas" w:hAnsi="Consolas"/>
+          <w:sz w:val="15"/>
+        </w:rPr>
+        <w:t>CX = [4.0, 9.6, 15.2, 20.8]</w:t>
+      </w:r>
+    </w:p>
+    <w:p>
+      <w:pPr>
+        <w:spacing w:after="0" w:before="0"/>
+      </w:pPr>
+      <w:r>
+        <w:rPr>
+          <w:rFonts w:ascii="Consolas" w:hAnsi="Consolas"/>
+          <w:sz w:val="15"/>
+        </w:rPr>
+        <w:t>for k in range(3):</w:t>
+      </w:r>
+    </w:p>
+    <w:p>
+      <w:pPr>
+        <w:spacing w:after="0" w:before="0"/>
+      </w:pPr>
+      <w:r>
+        <w:rPr>
+          <w:rFonts w:ascii="Consolas" w:hAnsi="Consolas"/>
+          <w:sz w:val="15"/>
+        </w:rPr>
+        <w:t xml:space="preserve">    x0 = 21 + k * 32</w:t>
+      </w:r>
+    </w:p>
+    <w:p>
+      <w:pPr>
+        <w:spacing w:after="0" w:before="0"/>
+      </w:pPr>
+      <w:r>
+        <w:rPr>
+          <w:rFonts w:ascii="Consolas" w:hAnsi="Consolas"/>
+          <w:sz w:val="15"/>
+        </w:rPr>
+        <w:t xml:space="preserve">    ax.add_patch(Rectangle((x0, 8), 24, 30, fc="white", ec="black", lw=1.4))</w:t>
+      </w:r>
+    </w:p>
+    <w:p>
+      <w:pPr>
+        <w:spacing w:after="0" w:before="0"/>
+      </w:pPr>
+      <w:r>
+        <w:rPr>
+          <w:rFonts w:ascii="Consolas" w:hAnsi="Consolas"/>
+          <w:sz w:val="15"/>
+        </w:rPr>
+        <w:t xml:space="preserve">    ax.text(x0 + 12, 36, f"Stage {k + 1} (4 потока)", ha="center", fontsize=9,</w:t>
+      </w:r>
+    </w:p>
+    <w:p>
+      <w:pPr>
+        <w:spacing w:after="0" w:before="0"/>
+      </w:pPr>
+      <w:r>
+        <w:rPr>
+          <w:rFonts w:ascii="Consolas" w:hAnsi="Consolas"/>
+          <w:sz w:val="15"/>
+        </w:rPr>
+        <w:t xml:space="preserve">            fontweight="bold")</w:t>
+      </w:r>
+    </w:p>
+    <w:p>
+      <w:pPr>
+        <w:spacing w:after="0" w:before="0"/>
+      </w:pPr>
+      <w:r>
+        <w:rPr>
+          <w:rFonts w:ascii="Consolas" w:hAnsi="Consolas"/>
+          <w:sz w:val="15"/>
+        </w:rPr>
+        <w:t xml:space="preserve">    for i in range(4):</w:t>
+      </w:r>
+    </w:p>
+    <w:p>
+      <w:pPr>
+        <w:spacing w:after="0" w:before="0"/>
+      </w:pPr>
+      <w:r>
+        <w:rPr>
+          <w:rFonts w:ascii="Consolas" w:hAnsi="Consolas"/>
+          <w:sz w:val="15"/>
+        </w:rPr>
+        <w:t xml:space="preserve">        box(x0 + 1.5 + i * 5.6, 24, 5, 6, f"W{i}", fs=7.5)</w:t>
+      </w:r>
+    </w:p>
+    <w:p>
+      <w:pPr>
+        <w:spacing w:after="0" w:before="0"/>
+      </w:pPr>
+      <w:r>
+        <w:rPr>
+          <w:rFonts w:ascii="Consolas" w:hAnsi="Consolas"/>
+          <w:sz w:val="15"/>
+        </w:rPr>
+        <w:t xml:space="preserve">    for i in range(1, 4):</w:t>
+      </w:r>
+    </w:p>
+    <w:p>
+      <w:pPr>
+        <w:spacing w:after="0" w:before="0"/>
+      </w:pPr>
+      <w:r>
+        <w:rPr>
+          <w:rFonts w:ascii="Consolas" w:hAnsi="Consolas"/>
+          <w:sz w:val="15"/>
+        </w:rPr>
+        <w:t xml:space="preserve">        ax.plot([x0 + CX[0], x0 + CX[0], x0 + CX[i]], [30, 31.4, 31.4],</w:t>
+      </w:r>
+    </w:p>
+    <w:p>
+      <w:pPr>
+        <w:spacing w:after="0" w:before="0"/>
+      </w:pPr>
+      <w:r>
+        <w:rPr>
+          <w:rFonts w:ascii="Consolas" w:hAnsi="Consolas"/>
+          <w:sz w:val="15"/>
+        </w:rPr>
+        <w:t xml:space="preserve">                color="black", lw=1.0)</w:t>
+      </w:r>
+    </w:p>
+    <w:p>
+      <w:pPr>
+        <w:spacing w:after="0" w:before="0"/>
+      </w:pPr>
+      <w:r>
+        <w:rPr>
+          <w:rFonts w:ascii="Consolas" w:hAnsi="Consolas"/>
+          <w:sz w:val="15"/>
+        </w:rPr>
+        <w:t xml:space="preserve">        ax.add_patch(FancyArrowPatch((x0 + CX[i], 31.4), (x0 + CX[i], 30),</w:t>
+      </w:r>
+    </w:p>
+    <w:p>
+      <w:pPr>
+        <w:spacing w:after="0" w:before="0"/>
+      </w:pPr>
+      <w:r>
+        <w:rPr>
+          <w:rFonts w:ascii="Consolas" w:hAnsi="Consolas"/>
+          <w:sz w:val="15"/>
+        </w:rPr>
+        <w:t xml:space="preserve">                                     arrowstyle="-|&gt;", mutation_scale=9,</w:t>
+      </w:r>
+    </w:p>
+    <w:p>
+      <w:pPr>
+        <w:spacing w:after="0" w:before="0"/>
+      </w:pPr>
+      <w:r>
+        <w:rPr>
+          <w:rFonts w:ascii="Consolas" w:hAnsi="Consolas"/>
+          <w:sz w:val="15"/>
+        </w:rPr>
+        <w:t xml:space="preserve">                                     color="black", lw=1.0))</w:t>
+      </w:r>
+    </w:p>
+    <w:p>
+      <w:pPr>
+        <w:spacing w:after="0" w:before="0"/>
+      </w:pPr>
+      <w:r>
+        <w:rPr>
+          <w:rFonts w:ascii="Consolas" w:hAnsi="Consolas"/>
+          <w:sz w:val="15"/>
+        </w:rPr>
+        <w:t xml:space="preserve">    ax.text(x0 + CX[0] - 1.6, 31.4, "3", fontsize=7.5, fontweight="bold",</w:t>
+      </w:r>
+    </w:p>
+    <w:p>
+      <w:pPr>
+        <w:spacing w:after="0" w:before="0"/>
+      </w:pPr>
+      <w:r>
+        <w:rPr>
+          <w:rFonts w:ascii="Consolas" w:hAnsi="Consolas"/>
+          <w:sz w:val="15"/>
+        </w:rPr>
+        <w:t xml:space="preserve">            ha="center", va="center")</w:t>
+      </w:r>
+    </w:p>
+    <w:p>
+      <w:pPr>
+        <w:spacing w:after="0" w:before="0"/>
+      </w:pPr>
+      <w:r>
+        <w:rPr>
+          <w:rFonts w:ascii="Consolas" w:hAnsi="Consolas"/>
+          <w:sz w:val="15"/>
+        </w:rPr>
+        <w:t xml:space="preserve">    ax.add_patch(Rectangle((x0 + 1.5, 12.5), 21.8, 1.6, fc="black", ec="black"))</w:t>
+      </w:r>
+    </w:p>
+    <w:p>
+      <w:pPr>
+        <w:spacing w:after="0" w:before="0"/>
+      </w:pPr>
+      <w:r>
+        <w:rPr>
+          <w:rFonts w:ascii="Consolas" w:hAnsi="Consolas"/>
+          <w:sz w:val="15"/>
+        </w:rPr>
+        <w:t xml:space="preserve">    ax.text(x0 + 12, 10.0, f"Barrier {k + 1}: SYNCHRONIZATION_BARRIER\n"</w:t>
+      </w:r>
+    </w:p>
+    <w:p>
+      <w:pPr>
+        <w:spacing w:after="0" w:before="0"/>
+      </w:pPr>
+      <w:r>
+        <w:rPr>
+          <w:rFonts w:ascii="Consolas" w:hAnsi="Consolas"/>
+          <w:sz w:val="15"/>
+        </w:rPr>
+        <w:t xml:space="preserve">                           "TRUE — последнему; он пересылает партию (5, 6)",</w:t>
+      </w:r>
+    </w:p>
+    <w:p>
+      <w:pPr>
+        <w:spacing w:after="0" w:before="0"/>
+      </w:pPr>
+      <w:r>
+        <w:rPr>
+          <w:rFonts w:ascii="Consolas" w:hAnsi="Consolas"/>
+          <w:sz w:val="15"/>
+        </w:rPr>
+        <w:t xml:space="preserve">            ha="center", fontsize=6.5)</w:t>
+      </w:r>
+    </w:p>
+    <w:p>
+      <w:pPr>
+        <w:spacing w:after="0" w:before="0"/>
+      </w:pPr>
+      <w:r>
+        <w:rPr>
+          <w:rFonts w:ascii="Consolas" w:hAnsi="Consolas"/>
+          <w:sz w:val="15"/>
+        </w:rPr>
+        <w:t xml:space="preserve">    for i in range(4):</w:t>
+      </w:r>
+    </w:p>
+    <w:p>
+      <w:pPr>
+        <w:spacing w:after="0" w:before="0"/>
+      </w:pPr>
+      <w:r>
+        <w:rPr>
+          <w:rFonts w:ascii="Consolas" w:hAnsi="Consolas"/>
+          <w:sz w:val="15"/>
+        </w:rPr>
+        <w:t xml:space="preserve">        arr(x0 + CX[i], 24, x0 + CX[i], 14.1)</w:t>
+      </w:r>
+    </w:p>
+    <w:p>
+      <w:pPr>
+        <w:spacing w:after="0" w:before="0"/>
+      </w:pPr>
+      <w:r>
+        <w:rPr>
+          <w:rFonts w:ascii="Consolas" w:hAnsi="Consolas"/>
+          <w:sz w:val="15"/>
+        </w:rPr>
+        <w:t xml:space="preserve">    ax.text(x0 + CX[0] - 1.6, 19, "4", fontsize=7.5, fontweight="bold",</w:t>
+      </w:r>
+    </w:p>
+    <w:p>
+      <w:pPr>
+        <w:spacing w:after="0" w:before="0"/>
+      </w:pPr>
+      <w:r>
+        <w:rPr>
+          <w:rFonts w:ascii="Consolas" w:hAnsi="Consolas"/>
+          <w:sz w:val="15"/>
+        </w:rPr>
+        <w:t xml:space="preserve">            ha="center", va="center")</w:t>
+      </w:r>
+    </w:p>
+    <w:p>
+      <w:pPr>
+        <w:spacing w:after="0" w:before="0"/>
+      </w:pPr>
+      <w:r>
+        <w:rPr>
+          <w:rFonts w:ascii="Consolas" w:hAnsi="Consolas"/>
+          <w:sz w:val="15"/>
+        </w:rPr>
+        <w:t xml:space="preserve">    arr(x0 + 23.3, 13.3, x0 + 26, 25, "5,6", x0 + 26.4, 18.5)</w:t>
+      </w:r>
+    </w:p>
+    <w:p>
+      <w:pPr>
+        <w:spacing w:after="0" w:before="0"/>
+      </w:pPr>
+      <w:r>
+        <w:rPr>
+          <w:rFonts w:ascii="Consolas" w:hAnsi="Consolas"/>
+          <w:sz w:val="15"/>
+        </w:rPr>
+        <w:t xml:space="preserve"> </w:t>
+      </w:r>
+    </w:p>
+    <w:p>
+      <w:pPr>
+        <w:spacing w:after="0" w:before="0"/>
+      </w:pPr>
+      <w:r>
+        <w:rPr>
+          <w:rFonts w:ascii="Consolas" w:hAnsi="Consolas"/>
+          <w:sz w:val="15"/>
+        </w:rPr>
+        <w:t>arr(13, 28, 15, 28, "1", 14, 30)</w:t>
+      </w:r>
+    </w:p>
+    <w:p>
+      <w:pPr>
+        <w:spacing w:after="0" w:before="0"/>
+      </w:pPr>
+      <w:r>
+        <w:rPr>
+          <w:rFonts w:ascii="Consolas" w:hAnsi="Consolas"/>
+          <w:sz w:val="15"/>
+        </w:rPr>
+        <w:t>arr(19, 28, 22.5, 27, "2", 20.6, 30)</w:t>
+      </w:r>
+    </w:p>
+    <w:p>
+      <w:pPr>
+        <w:spacing w:after="0" w:before="0"/>
+      </w:pPr>
+      <w:r>
+        <w:rPr>
+          <w:rFonts w:ascii="Consolas" w:hAnsi="Consolas"/>
+          <w:sz w:val="15"/>
+        </w:rPr>
+        <w:t>arr(115, 28, 117, 28, "7", 116, 30)</w:t>
+      </w:r>
+    </w:p>
+    <w:p>
+      <w:pPr>
+        <w:spacing w:after="0" w:before="0"/>
+      </w:pPr>
+      <w:r>
+        <w:rPr>
+          <w:rFonts w:ascii="Consolas" w:hAnsi="Consolas"/>
+          <w:sz w:val="15"/>
+        </w:rPr>
+        <w:t xml:space="preserve"> </w:t>
+      </w:r>
+    </w:p>
+    <w:p>
+      <w:pPr>
+        <w:spacing w:after="0" w:before="0"/>
+      </w:pPr>
+      <w:r>
+        <w:rPr>
+          <w:rFonts w:ascii="Consolas" w:hAnsi="Consolas"/>
+          <w:sz w:val="15"/>
+        </w:rPr>
+        <w:t>legend = [</w:t>
+      </w:r>
+    </w:p>
+    <w:p>
+      <w:pPr>
+        <w:spacing w:after="0" w:before="0"/>
+      </w:pPr>
+      <w:r>
+        <w:rPr>
+          <w:rFonts w:ascii="Consolas" w:hAnsi="Consolas"/>
+          <w:sz w:val="15"/>
+        </w:rPr>
+        <w:t xml:space="preserve">    "1 — Generator формирует партию из 4 заявок и кладёт её в Q0 (push с таймаутом);",</w:t>
+      </w:r>
+    </w:p>
+    <w:p>
+      <w:pPr>
+        <w:spacing w:after="0" w:before="0"/>
+      </w:pPr>
+      <w:r>
+        <w:rPr>
+          <w:rFonts w:ascii="Consolas" w:hAnsi="Consolas"/>
+          <w:sz w:val="15"/>
+        </w:rPr>
+        <w:t xml:space="preserve">    "2 — W0 каждой ступени (fetcher) забирает партию из входной очереди (pop) и публикует раунд;",</w:t>
+      </w:r>
+    </w:p>
+    <w:p>
+      <w:pPr>
+        <w:spacing w:after="0" w:before="0"/>
+      </w:pPr>
+      <w:r>
+        <w:rPr>
+          <w:rFonts w:ascii="Consolas" w:hAnsi="Consolas"/>
+          <w:sz w:val="15"/>
+        </w:rPr>
+        <w:t xml:space="preserve">    "3 — W0 будит W1–W3 (WakeAllConditionVariable по cvBatch); каждый поток берёт свою заявку через InterlockedIncrement(claim);",</w:t>
+      </w:r>
+    </w:p>
+    <w:p>
+      <w:pPr>
+        <w:spacing w:after="0" w:before="0"/>
+      </w:pPr>
+      <w:r>
+        <w:rPr>
+          <w:rFonts w:ascii="Consolas" w:hAnsi="Consolas"/>
+          <w:sz w:val="15"/>
+        </w:rPr>
+        <w:t xml:space="preserve">    "4 — обработав заявку, все 4 потока входят в EnterSynchronizationBarrier своей ступени;",</w:t>
+      </w:r>
+    </w:p>
+    <w:p>
+      <w:pPr>
+        <w:spacing w:after="0" w:before="0"/>
+      </w:pPr>
+      <w:r>
+        <w:rPr>
+          <w:rFonts w:ascii="Consolas" w:hAnsi="Consolas"/>
+          <w:sz w:val="15"/>
+        </w:rPr>
+        <w:t xml:space="preserve">    "5 — барьер освобождает потоки, только когда вошли все 4; TRUE получает последний прибывший;",</w:t>
+      </w:r>
+    </w:p>
+    <w:p>
+      <w:pPr>
+        <w:spacing w:after="0" w:before="0"/>
+      </w:pPr>
+      <w:r>
+        <w:rPr>
+          <w:rFonts w:ascii="Consolas" w:hAnsi="Consolas"/>
+          <w:sz w:val="15"/>
+        </w:rPr>
+        <w:t xml:space="preserve">    "6 — последний покинувший барьер поток проверяет инвариант (processed == items) и пересылает партию в следующую очередь;",</w:t>
+      </w:r>
+    </w:p>
+    <w:p>
+      <w:pPr>
+        <w:spacing w:after="0" w:before="0"/>
+      </w:pPr>
+      <w:r>
+        <w:rPr>
+          <w:rFonts w:ascii="Consolas" w:hAnsi="Consolas"/>
+          <w:sz w:val="15"/>
+        </w:rPr>
+        <w:t xml:space="preserve">    "7 — Collector забирает партии из Q3 и проверяет, что каждая заявка прошла все ступени ровно один раз.",</w:t>
+      </w:r>
+    </w:p>
+    <w:p>
+      <w:pPr>
+        <w:spacing w:after="0" w:before="0"/>
+      </w:pPr>
+      <w:r>
+        <w:rPr>
+          <w:rFonts w:ascii="Consolas" w:hAnsi="Consolas"/>
+          <w:sz w:val="15"/>
+        </w:rPr>
+        <w:t>]</w:t>
+      </w:r>
+    </w:p>
+    <w:p>
+      <w:pPr>
+        <w:spacing w:after="0" w:before="0"/>
+      </w:pPr>
+      <w:r>
+        <w:rPr>
+          <w:rFonts w:ascii="Consolas" w:hAnsi="Consolas"/>
+          <w:sz w:val="15"/>
+        </w:rPr>
+        <w:t>for i, line in enumerate(legend):</w:t>
+      </w:r>
+    </w:p>
+    <w:p>
+      <w:pPr>
+        <w:spacing w:after="0" w:before="0"/>
+      </w:pPr>
+      <w:r>
+        <w:rPr>
+          <w:rFonts w:ascii="Consolas" w:hAnsi="Consolas"/>
+          <w:sz w:val="15"/>
+        </w:rPr>
+        <w:t xml:space="preserve">    ax.text(1, 6.6 - i * 1.0, line, fontsize=6.8, va="center")</w:t>
+      </w:r>
+    </w:p>
+    <w:p>
+      <w:pPr>
+        <w:spacing w:after="0" w:before="0"/>
+      </w:pPr>
+      <w:r>
+        <w:rPr>
+          <w:rFonts w:ascii="Consolas" w:hAnsi="Consolas"/>
+          <w:sz w:val="15"/>
+        </w:rPr>
+        <w:t xml:space="preserve"> </w:t>
+      </w:r>
+    </w:p>
+    <w:p>
+      <w:pPr>
+        <w:spacing w:after="0" w:before="0"/>
+      </w:pPr>
+      <w:r>
+        <w:rPr>
+          <w:rFonts w:ascii="Consolas" w:hAnsi="Consolas"/>
+          <w:sz w:val="15"/>
+        </w:rPr>
+        <w:t>ax.set_title("Схема взаимодействия потоков и очередей (режим batch, вариант 19)",</w:t>
+      </w:r>
+    </w:p>
+    <w:p>
+      <w:pPr>
+        <w:spacing w:after="0" w:before="0"/>
+      </w:pPr>
+      <w:r>
+        <w:rPr>
+          <w:rFonts w:ascii="Consolas" w:hAnsi="Consolas"/>
+          <w:sz w:val="15"/>
+        </w:rPr>
+        <w:t xml:space="preserve">             fontsize=11, fontweight="bold")</w:t>
       </w:r>
     </w:p>
     <w:p>
@@ -7345,7 +7705,7 @@
           <w:rFonts w:ascii="Consolas" w:hAnsi="Consolas"/>
           <w:sz w:val="15"/>
         </w:rPr>
-        <w:t>fig.savefig(os.path.join(IMG, "scheme.png"))</w:t>
+        <w:t>fig.savefig(os.path.join(IMG, "scheme.png"), facecolor="white")</w:t>
       </w:r>
     </w:p>
     <w:p>
